--- a/exercises/lab_03_02/Lab Instructions.docx
+++ b/exercises/lab_03_02/Lab Instructions.docx
@@ -707,7 +707,7 @@
           <w:szCs w:val="24"/>
           <w:lang w:val="en-US"/>
         </w:rPr>
-        <w:t>lab4_starter_data/</w:t>
+        <w:t>lab03_02_starter_data/</w:t>
       </w:r>
       <w:r>
         <w:br/>

--- a/exercises/lab_03_02/Lab Instructions.docx
+++ b/exercises/lab_03_02/Lab Instructions.docx
@@ -735,7 +735,7 @@
           <w:szCs w:val="24"/>
           <w:lang w:val="en-US"/>
         </w:rPr>
-        <w:t>└── incoming_files/     (14 files total: 12 valid matches, 1 unmatched, plus 1 mapping row with no file)</w:t>
+        <w:t>└── incoming_files/     (14 files total: 12 valid matches, 1 with conflicting mapping rows, 1 unmatched, plus 1 mapping row with no file)</w:t>
       </w:r>
     </w:p>
     <w:p xmlns:wp14="http://schemas.microsoft.com/office/word/2010/wordml" wp14:paraId="68ED9FC2" wp14:textId="0FC60F9F">
@@ -1108,7 +1108,7 @@
           <w:szCs w:val="24"/>
           <w:lang w:val="en-US"/>
         </w:rPr>
-        <w:t>Max_VaccineRecord_20260304.pdf</w:t>
+        <w:t>Max_VaccineRecord_20260302.pdf</w:t>
       </w:r>
       <w:r>
         <w:rPr>
@@ -1393,7 +1393,7 @@
           <w:szCs w:val="24"/>
           <w:lang w:val="en-US"/>
         </w:rPr>
-        <w:t xml:space="preserve"> folder.</w:t>
+        <w:t xml:space="preserve"> folder. The files in incoming_files/ are small text placeholders, so they won't open as real photos or PDFs. That's expected, since your script only renames them.</w:t>
       </w:r>
     </w:p>
     <w:p xmlns:wp14="http://schemas.microsoft.com/office/word/2010/wordml" wp14:paraId="7604E84C" wp14:textId="577263D4">
